--- a/Requirements_TR.docx
+++ b/Requirements_TR.docx
@@ -28,10 +28,7 @@
         <w:t xml:space="preserve">Grup: </w:t>
       </w:r>
       <w:r>
-        <w:rPr>
-          <w:i/>
-        </w:rPr>
-        <w:t>TODO: isim ve öğrenci numaraları</w:t>
+        <w:t>Sarp Mataş</w:t>
       </w:r>
     </w:p>
     <w:p>
